--- a/downloads/teacher/05 Materials/Unit 04/Slides/Slides 04.13 - Furnish It on a Budget.docx
+++ b/downloads/teacher/05 Materials/Unit 04/Slides/Slides 04.13 - Furnish It on a Budget.docx
@@ -17,526 +17,463 @@
         <w:pStyle w:val="FirstParagraph"/>
       </w:pPr>
       <w:r>
-        <w:t xml:space="preserve">Slide outline for Lesson 4.13. Thirteen slides, one day. Every price on these slides is a 2026 Long Island figure and is marked</w:t>
+        <w:t xml:space="preserve">Slide outline for Lesson 4.13. Thirteen slides, one day. Every price on these slides is a 2026 Long Island figure and is to be refreshed before teaching.</w:t>
+      </w:r>
+    </w:p>
+    <w:p>
+      <w:pPr>
+        <w:pStyle w:val="Heading2"/>
+      </w:pPr>
+      <w:bookmarkStart w:id="21" w:name="slide-1-do-now"/>
+      <w:r>
+        <w:t xml:space="preserve">Slide 1: Do now</w:t>
+      </w:r>
+      <w:bookmarkEnd w:id="21"/>
+    </w:p>
+    <w:p>
+      <w:pPr>
+        <w:numPr>
+          <w:ilvl w:val="0"/>
+          <w:numId w:val="1001"/>
+        </w:numPr>
+        <w:pStyle w:val="Compact"/>
+      </w:pPr>
+      <w:r>
+        <w:t xml:space="preserve">Sketch your client’s room from memory. No looking.</w:t>
+      </w:r>
+    </w:p>
+    <w:p>
+      <w:pPr>
+        <w:numPr>
+          <w:ilvl w:val="0"/>
+          <w:numId w:val="1001"/>
+        </w:numPr>
+        <w:pStyle w:val="Compact"/>
+      </w:pPr>
+      <w:r>
+        <w:t xml:space="preserve">Two minutes.</w:t>
+      </w:r>
+    </w:p>
+    <w:p>
+      <w:pPr>
+        <w:numPr>
+          <w:ilvl w:val="0"/>
+          <w:numId w:val="1001"/>
+        </w:numPr>
+        <w:pStyle w:val="Compact"/>
+      </w:pPr>
+      <w:r>
+        <w:t xml:space="preserve">Then open your plan and compare</w:t>
+      </w:r>
+    </w:p>
+    <w:p>
+      <w:pPr>
+        <w:numPr>
+          <w:ilvl w:val="0"/>
+          <w:numId w:val="1001"/>
+        </w:numPr>
+        <w:pStyle w:val="Compact"/>
+      </w:pPr>
+      <w:r>
+        <w:t xml:space="preserve">Write one thing you forgot</w:t>
       </w:r>
       <w:r>
         <w:t xml:space="preserve"> </w:t>
       </w:r>
       <w:r>
-        <w:rPr>
-          <w:rStyle w:val="TeacherNote"/>
-        </w:rPr>
-        <w:t xml:space="preserve">[update]. [Sal: on slide 3, swap the described listings for two or three real ones printed from a local marketplace or thrift site, with the seller’s name and photo cropped out.]</w:t>
+        <w:t xml:space="preserve">Notes: Day 8 of the floor plan stack. While they draw, pull the students whose Lesson 4.12 exit card failed the path math and give them the two-minute check. Sheets go in the stack.</w:t>
       </w:r>
     </w:p>
     <w:p>
       <w:pPr>
         <w:pStyle w:val="Heading2"/>
       </w:pPr>
-      <w:bookmarkStart w:id="21" w:name="slide-1-do-now"/>
-      <w:r>
-        <w:t xml:space="preserve">Slide 1: Do now</w:t>
-      </w:r>
-      <w:bookmarkEnd w:id="21"/>
-    </w:p>
-    <w:p>
-      <w:pPr>
-        <w:numPr>
-          <w:ilvl w:val="0"/>
-          <w:numId w:val="1001"/>
-        </w:numPr>
-        <w:pStyle w:val="Compact"/>
-      </w:pPr>
-      <w:r>
-        <w:t xml:space="preserve">Sketch your client’s room from memory. No looking.</w:t>
-      </w:r>
-    </w:p>
-    <w:p>
-      <w:pPr>
-        <w:numPr>
-          <w:ilvl w:val="0"/>
-          <w:numId w:val="1001"/>
-        </w:numPr>
-        <w:pStyle w:val="Compact"/>
-      </w:pPr>
-      <w:r>
-        <w:t xml:space="preserve">Two minutes.</w:t>
-      </w:r>
-    </w:p>
-    <w:p>
-      <w:pPr>
-        <w:numPr>
-          <w:ilvl w:val="0"/>
-          <w:numId w:val="1001"/>
-        </w:numPr>
-        <w:pStyle w:val="Compact"/>
-      </w:pPr>
-      <w:r>
-        <w:t xml:space="preserve">Then open your plan and compare</w:t>
-      </w:r>
-    </w:p>
-    <w:p>
-      <w:pPr>
-        <w:numPr>
-          <w:ilvl w:val="0"/>
-          <w:numId w:val="1001"/>
-        </w:numPr>
-        <w:pStyle w:val="Compact"/>
-      </w:pPr>
-      <w:r>
-        <w:t xml:space="preserve">Write one thing you forgot</w:t>
+      <w:bookmarkStart w:id="22" w:name="slide-2-furnish-it-on-a-budget"/>
+      <w:r>
+        <w:t xml:space="preserve">Slide 2: Furnish It on a Budget</w:t>
+      </w:r>
+      <w:bookmarkEnd w:id="22"/>
+    </w:p>
+    <w:p>
+      <w:pPr>
+        <w:numPr>
+          <w:ilvl w:val="0"/>
+          <w:numId w:val="1002"/>
+        </w:numPr>
+        <w:pStyle w:val="Compact"/>
+      </w:pPr>
+      <w:r>
+        <w:t xml:space="preserve">Lesson 4.13</w:t>
+      </w:r>
+    </w:p>
+    <w:p>
+      <w:pPr>
+        <w:numPr>
+          <w:ilvl w:val="0"/>
+          <w:numId w:val="1002"/>
+        </w:numPr>
+        <w:pStyle w:val="Compact"/>
+      </w:pPr>
+      <w:r>
+        <w:t xml:space="preserve">Today: every piece on your plan gets a price</w:t>
+      </w:r>
+    </w:p>
+    <w:p>
+      <w:pPr>
+        <w:numPr>
+          <w:ilvl w:val="0"/>
+          <w:numId w:val="1002"/>
+        </w:numPr>
+        <w:pStyle w:val="Compact"/>
+      </w:pPr>
+      <w:r>
+        <w:t xml:space="preserve">The plan is a wish until it is paid for</w:t>
+      </w:r>
+    </w:p>
+    <w:p>
+      <w:pPr>
+        <w:numPr>
+          <w:ilvl w:val="0"/>
+          <w:numId w:val="1002"/>
+        </w:numPr>
+        <w:pStyle w:val="Compact"/>
+      </w:pPr>
+      <w:r>
+        <w:t xml:space="preserve">When the money runs out before the list does, what goes?</w:t>
       </w:r>
       <w:r>
         <w:t xml:space="preserve"> </w:t>
       </w:r>
       <w:r>
-        <w:t xml:space="preserve">Notes: Day 8 of the floor plan stack. While they draw, pull the students whose Lesson 4.12 exit card failed the path math and give them the two-minute check. Sheets go in the stack.</w:t>
+        <w:t xml:space="preserve">Image: a floor plan with a price tag hanging off each piece of furniture.</w:t>
       </w:r>
     </w:p>
     <w:p>
       <w:pPr>
         <w:pStyle w:val="Heading2"/>
       </w:pPr>
-      <w:bookmarkStart w:id="22" w:name="slide-2-furnish-it-on-a-budget"/>
-      <w:r>
-        <w:t xml:space="preserve">Slide 2: Furnish It on a Budget</w:t>
-      </w:r>
-      <w:bookmarkEnd w:id="22"/>
-    </w:p>
-    <w:p>
-      <w:pPr>
-        <w:numPr>
-          <w:ilvl w:val="0"/>
-          <w:numId w:val="1002"/>
-        </w:numPr>
-        <w:pStyle w:val="Compact"/>
-      </w:pPr>
-      <w:r>
-        <w:t xml:space="preserve">Lesson 4.13</w:t>
-      </w:r>
-    </w:p>
-    <w:p>
-      <w:pPr>
-        <w:numPr>
-          <w:ilvl w:val="0"/>
-          <w:numId w:val="1002"/>
-        </w:numPr>
-        <w:pStyle w:val="Compact"/>
-      </w:pPr>
-      <w:r>
-        <w:t xml:space="preserve">Today: every piece on your plan gets a price</w:t>
-      </w:r>
-    </w:p>
-    <w:p>
-      <w:pPr>
-        <w:numPr>
-          <w:ilvl w:val="0"/>
-          <w:numId w:val="1002"/>
-        </w:numPr>
-        <w:pStyle w:val="Compact"/>
-      </w:pPr>
-      <w:r>
-        <w:t xml:space="preserve">The plan is a wish until it is paid for</w:t>
-      </w:r>
-    </w:p>
-    <w:p>
-      <w:pPr>
-        <w:numPr>
-          <w:ilvl w:val="0"/>
-          <w:numId w:val="1002"/>
-        </w:numPr>
-        <w:pStyle w:val="Compact"/>
-      </w:pPr>
-      <w:r>
-        <w:t xml:space="preserve">When the money runs out before the list does, what goes?</w:t>
+      <w:bookmarkStart w:id="23" w:name="slide-3-one-desk-three-prices"/>
+      <w:r>
+        <w:t xml:space="preserve">Slide 3: One desk, three prices</w:t>
+      </w:r>
+      <w:bookmarkEnd w:id="23"/>
+    </w:p>
+    <w:p>
+      <w:pPr>
+        <w:numPr>
+          <w:ilvl w:val="0"/>
+          <w:numId w:val="1003"/>
+        </w:numPr>
+        <w:pStyle w:val="Compact"/>
+      </w:pPr>
+      <w:r>
+        <w:t xml:space="preserve">New in a box: $149</w:t>
+      </w:r>
+    </w:p>
+    <w:p>
+      <w:pPr>
+        <w:numPr>
+          <w:ilvl w:val="0"/>
+          <w:numId w:val="1003"/>
+        </w:numPr>
+        <w:pStyle w:val="Compact"/>
+      </w:pPr>
+      <w:r>
+        <w:t xml:space="preserve">The same desk secondhand from a listing: $40</w:t>
+      </w:r>
+    </w:p>
+    <w:p>
+      <w:pPr>
+        <w:numPr>
+          <w:ilvl w:val="0"/>
+          <w:numId w:val="1003"/>
+        </w:numPr>
+        <w:pStyle w:val="Compact"/>
+      </w:pPr>
+      <w:r>
+        <w:t xml:space="preserve">DIY, a door blank on two file cabinets: $35 in parts</w:t>
+      </w:r>
+    </w:p>
+    <w:p>
+      <w:pPr>
+        <w:numPr>
+          <w:ilvl w:val="0"/>
+          <w:numId w:val="1003"/>
+        </w:numPr>
+        <w:pStyle w:val="Compact"/>
+      </w:pPr>
+      <w:r>
+        <w:t xml:space="preserve">Same job. Three prices.</w:t>
+      </w:r>
+    </w:p>
+    <w:p>
+      <w:pPr>
+        <w:numPr>
+          <w:ilvl w:val="0"/>
+          <w:numId w:val="1003"/>
+        </w:numPr>
+        <w:pStyle w:val="Compact"/>
+      </w:pPr>
+      <w:r>
+        <w:t xml:space="preserve">Your client has $400 for the whole room. Which desk, and what does that choice buy you somewhere else?</w:t>
       </w:r>
       <w:r>
         <w:t xml:space="preserve"> </w:t>
       </w:r>
       <w:r>
-        <w:t xml:space="preserve">Image: a floor plan with a price tag hanging off each piece of furniture.</w:t>
+        <w:t xml:space="preserve">Image: three photos side by side: a boxed desk, a marketplace listing with the seller cropped out, a door-on-cabinets desk.</w:t>
+      </w:r>
+      <w:r>
+        <w:t xml:space="preserve"> </w:t>
+      </w:r>
+      <w:r>
+        <w:t xml:space="preserve">Notes: Hand vote first: who has bought something secondhand, and what was it? That vote tells you how much explaining the middle column needs.</w:t>
       </w:r>
     </w:p>
     <w:p>
       <w:pPr>
         <w:pStyle w:val="Heading2"/>
       </w:pPr>
-      <w:bookmarkStart w:id="23" w:name="slide-3-one-desk-three-prices"/>
-      <w:r>
-        <w:t xml:space="preserve">Slide 3: One desk, three prices</w:t>
-      </w:r>
-      <w:bookmarkEnd w:id="23"/>
-    </w:p>
-    <w:p>
-      <w:pPr>
-        <w:numPr>
-          <w:ilvl w:val="0"/>
-          <w:numId w:val="1003"/>
-        </w:numPr>
-        <w:pStyle w:val="Compact"/>
-      </w:pPr>
-      <w:r>
-        <w:t xml:space="preserve">New in a box: $149</w:t>
+      <w:bookmarkStart w:id="24" w:name="slide-4-the-budget-comes-from-the-card"/>
+      <w:r>
+        <w:t xml:space="preserve">Slide 4: The budget comes from the card</w:t>
+      </w:r>
+      <w:bookmarkEnd w:id="24"/>
+    </w:p>
+    <w:p>
+      <w:pPr>
+        <w:numPr>
+          <w:ilvl w:val="0"/>
+          <w:numId w:val="1004"/>
+        </w:numPr>
+        <w:pStyle w:val="Compact"/>
+      </w:pPr>
+      <w:r>
+        <w:t xml:space="preserve">Room refresh: $400</w:t>
+      </w:r>
+    </w:p>
+    <w:p>
+      <w:pPr>
+        <w:numPr>
+          <w:ilvl w:val="0"/>
+          <w:numId w:val="1004"/>
+        </w:numPr>
+        <w:pStyle w:val="Compact"/>
+      </w:pPr>
+      <w:r>
+        <w:t xml:space="preserve">Tiny house interior: $1,500</w:t>
+      </w:r>
+    </w:p>
+    <w:p>
+      <w:pPr>
+        <w:numPr>
+          <w:ilvl w:val="0"/>
+          <w:numId w:val="1004"/>
+        </w:numPr>
+        <w:pStyle w:val="Compact"/>
+      </w:pPr>
+      <w:r>
+        <w:t xml:space="preserve">A refresh means the walls and the floor are already there</w:t>
+      </w:r>
+    </w:p>
+    <w:p>
+      <w:pPr>
+        <w:numPr>
+          <w:ilvl w:val="0"/>
+          <w:numId w:val="1004"/>
+        </w:numPr>
+        <w:pStyle w:val="Compact"/>
+      </w:pPr>
+      <w:r>
+        <w:t xml:space="preserve">The money buys furniture, storage, light, paint, and finish</w:t>
       </w:r>
       <w:r>
         <w:t xml:space="preserve"> </w:t>
       </w:r>
       <w:r>
-        <w:rPr>
-          <w:rStyle w:val="TeacherNote"/>
-        </w:rPr>
-        <w:t xml:space="preserve">[update]</w:t>
-      </w:r>
-    </w:p>
-    <w:p>
-      <w:pPr>
-        <w:numPr>
-          <w:ilvl w:val="0"/>
-          <w:numId w:val="1003"/>
-        </w:numPr>
-        <w:pStyle w:val="Compact"/>
-      </w:pPr>
-      <w:r>
-        <w:t xml:space="preserve">The same desk secondhand from a listing: $40</w:t>
+        <w:t xml:space="preserve">Notes: Nobody gets more money. The budget is a constraint from the client, the same way the room size is.</w:t>
+      </w:r>
+    </w:p>
+    <w:p>
+      <w:pPr>
+        <w:pStyle w:val="Heading2"/>
+      </w:pPr>
+      <w:bookmarkStart w:id="25" w:name="slide-5-how-to-read-the-catalog"/>
+      <w:r>
+        <w:t xml:space="preserve">Slide 5: How to read the catalog</w:t>
+      </w:r>
+      <w:bookmarkEnd w:id="25"/>
+    </w:p>
+    <w:p>
+      <w:pPr>
+        <w:numPr>
+          <w:ilvl w:val="0"/>
+          <w:numId w:val="1005"/>
+        </w:numPr>
+        <w:pStyle w:val="Compact"/>
+      </w:pPr>
+      <w:r>
+        <w:t xml:space="preserve">Item number, item, size</w:t>
+      </w:r>
+    </w:p>
+    <w:p>
+      <w:pPr>
+        <w:numPr>
+          <w:ilvl w:val="0"/>
+          <w:numId w:val="1005"/>
+        </w:numPr>
+        <w:pStyle w:val="Compact"/>
+      </w:pPr>
+      <w:r>
+        <w:t xml:space="preserve">New: from a store, in a box, with a warranty</w:t>
+      </w:r>
+    </w:p>
+    <w:p>
+      <w:pPr>
+        <w:numPr>
+          <w:ilvl w:val="0"/>
+          <w:numId w:val="1005"/>
+        </w:numPr>
+        <w:pStyle w:val="Compact"/>
+      </w:pPr>
+      <w:r>
+        <w:t xml:space="preserve">Secondhand: thrift store, yard sale, or a listing. You check it yourself.</w:t>
+      </w:r>
+    </w:p>
+    <w:p>
+      <w:pPr>
+        <w:numPr>
+          <w:ilvl w:val="0"/>
+          <w:numId w:val="1005"/>
+        </w:numPr>
+        <w:pStyle w:val="Compact"/>
+      </w:pPr>
+      <w:r>
+        <w:t xml:space="preserve">DIY: the price is the parts. The labor is the client’s.</w:t>
+      </w:r>
+    </w:p>
+    <w:p>
+      <w:pPr>
+        <w:numPr>
+          <w:ilvl w:val="0"/>
+          <w:numId w:val="1005"/>
+        </w:numPr>
+        <w:pStyle w:val="Compact"/>
+      </w:pPr>
+      <w:r>
+        <w:t xml:space="preserve">A dash means it is not sold that way.</w:t>
       </w:r>
       <w:r>
         <w:t xml:space="preserve"> </w:t>
       </w:r>
       <w:r>
-        <w:rPr>
-          <w:rStyle w:val="TeacherNote"/>
-        </w:rPr>
-        <w:t xml:space="preserve">[update]</w:t>
-      </w:r>
-    </w:p>
-    <w:p>
-      <w:pPr>
-        <w:numPr>
-          <w:ilvl w:val="0"/>
-          <w:numId w:val="1003"/>
-        </w:numPr>
-        <w:pStyle w:val="Compact"/>
-      </w:pPr>
-      <w:r>
-        <w:t xml:space="preserve">DIY, a door blank on two file cabinets: $35 in parts</w:t>
+        <w:t xml:space="preserve">“</w:t>
+      </w:r>
+      <w:r>
+        <w:t xml:space="preserve">None</w:t>
+      </w:r>
+      <w:r>
+        <w:t xml:space="preserve">”</w:t>
       </w:r>
       <w:r>
         <w:t xml:space="preserve"> </w:t>
       </w:r>
       <w:r>
-        <w:rPr>
-          <w:rStyle w:val="TeacherNote"/>
-        </w:rPr>
-        <w:t xml:space="preserve">[update]</w:t>
-      </w:r>
-    </w:p>
-    <w:p>
-      <w:pPr>
-        <w:numPr>
-          <w:ilvl w:val="0"/>
-          <w:numId w:val="1003"/>
-        </w:numPr>
-        <w:pStyle w:val="Compact"/>
-      </w:pPr>
-      <w:r>
-        <w:t xml:space="preserve">Same job. Three prices.</w:t>
-      </w:r>
-    </w:p>
-    <w:p>
-      <w:pPr>
-        <w:numPr>
-          <w:ilvl w:val="0"/>
-          <w:numId w:val="1003"/>
-        </w:numPr>
-        <w:pStyle w:val="Compact"/>
-      </w:pPr>
-      <w:r>
-        <w:t xml:space="preserve">Your client has $400 for the whole room. Which desk, and what does that choice buy you somewhere else?</w:t>
+        <w:t xml:space="preserve">means there is no safe way to make it.</w:t>
       </w:r>
       <w:r>
         <w:t xml:space="preserve"> </w:t>
       </w:r>
       <w:r>
-        <w:t xml:space="preserve">Image: three photos side by side: a boxed desk, a marketplace listing with the seller cropped out, a door-on-cabinets desk.</w:t>
+        <w:t xml:space="preserve">Image: one catalog row blown up large with each column labeled.</w:t>
       </w:r>
       <w:r>
         <w:t xml:space="preserve"> </w:t>
       </w:r>
       <w:r>
-        <w:t xml:space="preserve">Notes: Hand vote first: who has bought something secondhand, and what was it? That vote tells you how much explaining the middle column needs.</w:t>
+        <w:t xml:space="preserve">Notes: Point at the quality note column. That column is the whole lesson. A price without a quality note is a guess.</w:t>
       </w:r>
     </w:p>
     <w:p>
       <w:pPr>
         <w:pStyle w:val="Heading2"/>
       </w:pPr>
-      <w:bookmarkStart w:id="24" w:name="slide-4-the-budget-comes-from-the-card"/>
-      <w:r>
-        <w:t xml:space="preserve">Slide 4: The budget comes from the card</w:t>
-      </w:r>
-      <w:bookmarkEnd w:id="24"/>
-    </w:p>
-    <w:p>
-      <w:pPr>
-        <w:numPr>
-          <w:ilvl w:val="0"/>
-          <w:numId w:val="1004"/>
-        </w:numPr>
-        <w:pStyle w:val="Compact"/>
-      </w:pPr>
-      <w:r>
-        <w:t xml:space="preserve">Room refresh: $400</w:t>
+      <w:bookmarkStart w:id="26" w:name="slide-6-the-tax"/>
+      <w:r>
+        <w:t xml:space="preserve">Slide 6: The tax</w:t>
+      </w:r>
+      <w:bookmarkEnd w:id="26"/>
+    </w:p>
+    <w:p>
+      <w:pPr>
+        <w:numPr>
+          <w:ilvl w:val="0"/>
+          <w:numId w:val="1006"/>
+        </w:numPr>
+        <w:pStyle w:val="Compact"/>
+      </w:pPr>
+      <w:r>
+        <w:t xml:space="preserve">In New York, furniture and building supplies are taxed. Food is not.</w:t>
+      </w:r>
+    </w:p>
+    <w:p>
+      <w:pPr>
+        <w:numPr>
+          <w:ilvl w:val="0"/>
+          <w:numId w:val="1006"/>
+        </w:numPr>
+        <w:pStyle w:val="Compact"/>
+      </w:pPr>
+      <w:r>
+        <w:t xml:space="preserve">The rate here is 8.625 percent</w:t>
+      </w:r>
+    </w:p>
+    <w:p>
+      <w:pPr>
+        <w:numPr>
+          <w:ilvl w:val="0"/>
+          <w:numId w:val="1006"/>
+        </w:numPr>
+        <w:pStyle w:val="Compact"/>
+      </w:pPr>
+      <w:r>
+        <w:t xml:space="preserve">Subtotal times 0.08625 equals the tax</w:t>
+      </w:r>
+    </w:p>
+    <w:p>
+      <w:pPr>
+        <w:numPr>
+          <w:ilvl w:val="0"/>
+          <w:numId w:val="1006"/>
+        </w:numPr>
+        <w:pStyle w:val="Compact"/>
+      </w:pPr>
+      <w:r>
+        <w:t xml:space="preserve">Subtotal times 1.08625 equals the total</w:t>
+      </w:r>
+    </w:p>
+    <w:p>
+      <w:pPr>
+        <w:numPr>
+          <w:ilvl w:val="0"/>
+          <w:numId w:val="1006"/>
+        </w:numPr>
+        <w:pStyle w:val="Compact"/>
+      </w:pPr>
+      <w:r>
+        <w:t xml:space="preserve">Worked line: twin bed frame secondhand $60, tax $5.18, total $65.18</w:t>
       </w:r>
       <w:r>
         <w:t xml:space="preserve"> </w:t>
       </w:r>
       <w:r>
-        <w:rPr>
-          <w:rStyle w:val="TeacherNote"/>
-        </w:rPr>
-        <w:t xml:space="preserve">[update]</w:t>
-      </w:r>
-    </w:p>
-    <w:p>
-      <w:pPr>
-        <w:numPr>
-          <w:ilvl w:val="0"/>
-          <w:numId w:val="1004"/>
-        </w:numPr>
-        <w:pStyle w:val="Compact"/>
-      </w:pPr>
-      <w:r>
-        <w:t xml:space="preserve">Tiny house interior: $1,500</w:t>
-      </w:r>
-      <w:r>
-        <w:t xml:space="preserve"> </w:t>
-      </w:r>
-      <w:r>
-        <w:rPr>
-          <w:rStyle w:val="TeacherNote"/>
-        </w:rPr>
-        <w:t xml:space="preserve">[update]</w:t>
-      </w:r>
-    </w:p>
-    <w:p>
-      <w:pPr>
-        <w:numPr>
-          <w:ilvl w:val="0"/>
-          <w:numId w:val="1004"/>
-        </w:numPr>
-        <w:pStyle w:val="Compact"/>
-      </w:pPr>
-      <w:r>
-        <w:t xml:space="preserve">A refresh means the walls and the floor are already there</w:t>
-      </w:r>
-    </w:p>
-    <w:p>
-      <w:pPr>
-        <w:numPr>
-          <w:ilvl w:val="0"/>
-          <w:numId w:val="1004"/>
-        </w:numPr>
-        <w:pStyle w:val="Compact"/>
-      </w:pPr>
-      <w:r>
-        <w:t xml:space="preserve">The money buys furniture, storage, light, paint, and finish</w:t>
-      </w:r>
-      <w:r>
-        <w:t xml:space="preserve"> </w:t>
-      </w:r>
-      <w:r>
-        <w:t xml:space="preserve">Notes: Nobody gets more money. The budget is a constraint from the client, the same way the room size is.</w:t>
+        <w:t xml:space="preserve">Notes: Write the line on the board and leave it. Compute the tax once, on the subtotal, at the bottom. Adding it line by line gives the same answer and twice the errors.</w:t>
       </w:r>
     </w:p>
     <w:p>
       <w:pPr>
         <w:pStyle w:val="Heading2"/>
       </w:pPr>
-      <w:bookmarkStart w:id="25" w:name="slide-5-how-to-read-the-catalog"/>
-      <w:r>
-        <w:t xml:space="preserve">Slide 5: How to read the catalog</w:t>
-      </w:r>
-      <w:bookmarkEnd w:id="25"/>
-    </w:p>
-    <w:p>
-      <w:pPr>
-        <w:numPr>
-          <w:ilvl w:val="0"/>
-          <w:numId w:val="1005"/>
-        </w:numPr>
-        <w:pStyle w:val="Compact"/>
-      </w:pPr>
-      <w:r>
-        <w:t xml:space="preserve">Item number, item, size</w:t>
-      </w:r>
-    </w:p>
-    <w:p>
-      <w:pPr>
-        <w:numPr>
-          <w:ilvl w:val="0"/>
-          <w:numId w:val="1005"/>
-        </w:numPr>
-        <w:pStyle w:val="Compact"/>
-      </w:pPr>
-      <w:r>
-        <w:t xml:space="preserve">New: from a store, in a box, with a warranty</w:t>
-      </w:r>
-    </w:p>
-    <w:p>
-      <w:pPr>
-        <w:numPr>
-          <w:ilvl w:val="0"/>
-          <w:numId w:val="1005"/>
-        </w:numPr>
-        <w:pStyle w:val="Compact"/>
-      </w:pPr>
-      <w:r>
-        <w:t xml:space="preserve">Secondhand: thrift store, yard sale, or a listing. You check it yourself.</w:t>
-      </w:r>
-    </w:p>
-    <w:p>
-      <w:pPr>
-        <w:numPr>
-          <w:ilvl w:val="0"/>
-          <w:numId w:val="1005"/>
-        </w:numPr>
-        <w:pStyle w:val="Compact"/>
-      </w:pPr>
-      <w:r>
-        <w:t xml:space="preserve">DIY: the price is the parts. The labor is the client’s.</w:t>
-      </w:r>
-    </w:p>
-    <w:p>
-      <w:pPr>
-        <w:numPr>
-          <w:ilvl w:val="0"/>
-          <w:numId w:val="1005"/>
-        </w:numPr>
-        <w:pStyle w:val="Compact"/>
-      </w:pPr>
-      <w:r>
-        <w:t xml:space="preserve">A dash means it is not sold that way.</w:t>
-      </w:r>
-      <w:r>
-        <w:t xml:space="preserve"> </w:t>
-      </w:r>
-      <w:r>
-        <w:t xml:space="preserve">“</w:t>
-      </w:r>
-      <w:r>
-        <w:t xml:space="preserve">None</w:t>
-      </w:r>
-      <w:r>
-        <w:t xml:space="preserve">”</w:t>
-      </w:r>
-      <w:r>
-        <w:t xml:space="preserve"> </w:t>
-      </w:r>
-      <w:r>
-        <w:t xml:space="preserve">means there is no safe way to make it.</w:t>
-      </w:r>
-      <w:r>
-        <w:t xml:space="preserve"> </w:t>
-      </w:r>
-      <w:r>
-        <w:t xml:space="preserve">Image: one catalog row blown up large with each column labeled.</w:t>
-      </w:r>
-      <w:r>
-        <w:t xml:space="preserve"> </w:t>
-      </w:r>
-      <w:r>
-        <w:t xml:space="preserve">Notes: Point at the quality note column. That column is the whole lesson. A price without a quality note is a guess.</w:t>
-      </w:r>
-    </w:p>
-    <w:p>
-      <w:pPr>
-        <w:pStyle w:val="Heading2"/>
-      </w:pPr>
-      <w:bookmarkStart w:id="26" w:name="slide-6-the-tax"/>
-      <w:r>
-        <w:t xml:space="preserve">Slide 6: The tax</w:t>
-      </w:r>
-      <w:bookmarkEnd w:id="26"/>
-    </w:p>
-    <w:p>
-      <w:pPr>
-        <w:numPr>
-          <w:ilvl w:val="0"/>
-          <w:numId w:val="1006"/>
-        </w:numPr>
-        <w:pStyle w:val="Compact"/>
-      </w:pPr>
-      <w:r>
-        <w:t xml:space="preserve">In New York, furniture and building supplies are taxed. Food is not.</w:t>
-      </w:r>
-    </w:p>
-    <w:p>
-      <w:pPr>
-        <w:numPr>
-          <w:ilvl w:val="0"/>
-          <w:numId w:val="1006"/>
-        </w:numPr>
-        <w:pStyle w:val="Compact"/>
-      </w:pPr>
-      <w:r>
-        <w:t xml:space="preserve">The rate here is 8.625 percent</w:t>
-      </w:r>
-      <w:r>
-        <w:t xml:space="preserve"> </w:t>
-      </w:r>
-      <w:r>
-        <w:rPr>
-          <w:rStyle w:val="TeacherNote"/>
-        </w:rPr>
-        <w:t xml:space="preserve">[update to your county]</w:t>
-      </w:r>
-    </w:p>
-    <w:p>
-      <w:pPr>
-        <w:numPr>
-          <w:ilvl w:val="0"/>
-          <w:numId w:val="1006"/>
-        </w:numPr>
-        <w:pStyle w:val="Compact"/>
-      </w:pPr>
-      <w:r>
-        <w:t xml:space="preserve">Subtotal times 0.08625 equals the tax</w:t>
-      </w:r>
-    </w:p>
-    <w:p>
-      <w:pPr>
-        <w:numPr>
-          <w:ilvl w:val="0"/>
-          <w:numId w:val="1006"/>
-        </w:numPr>
-        <w:pStyle w:val="Compact"/>
-      </w:pPr>
-      <w:r>
-        <w:t xml:space="preserve">Subtotal times 1.08625 equals the total</w:t>
-      </w:r>
-    </w:p>
-    <w:p>
-      <w:pPr>
-        <w:numPr>
-          <w:ilvl w:val="0"/>
-          <w:numId w:val="1006"/>
-        </w:numPr>
-        <w:pStyle w:val="Compact"/>
-      </w:pPr>
-      <w:r>
-        <w:t xml:space="preserve">Worked line: twin bed frame secondhand $60, tax $5.18, total $65.18</w:t>
-      </w:r>
-      <w:r>
-        <w:t xml:space="preserve"> </w:t>
-      </w:r>
-      <w:r>
-        <w:t xml:space="preserve">Notes: Write the line on the board and leave it. Compute the tax once, on the subtotal, at the bottom. Adding it line by line gives the same answer and twice the errors.</w:t>
-      </w:r>
-    </w:p>
-    <w:p>
-      <w:pPr>
-        <w:pStyle w:val="Heading2"/>
-      </w:pPr>
       <w:bookmarkStart w:id="27" w:name="X3f30e4572168e8c8bd1165dfd7b2dbcce187dd7"/>
       <w:r>
         <w:t xml:space="preserve">Slide 7: A budget is not a limit on your ideas</w:t>
@@ -577,21 +514,6 @@
       </w:pPr>
       <w:r>
         <w:t xml:space="preserve">Fill the Budget Sheet header now: client, budget, tax rate</w:t>
-      </w:r>
-      <w:r>
-        <w:t xml:space="preserve"> </w:t>
-      </w:r>
-      <w:r>
-        <w:t xml:space="preserve">Notes:</w:t>
-      </w:r>
-      <w:r>
-        <w:t xml:space="preserve"> </w:t>
-      </w:r>
-      <w:r>
-        <w:rPr>
-          <w:rStyle w:val="TeacherNote"/>
-        </w:rPr>
-        <w:t xml:space="preserve">[Sal: two minutes from Oracle or financial services on what it costs to be wrong about a price. Save the secondhand dresser story for slide 11.]</w:t>
       </w:r>
     </w:p>
     <w:p>
